--- a/src/assets/lehrerstundenplan_template.docx
+++ b/src/assets/lehrerstundenplan_template.docx
@@ -7803,7 +7803,7 @@
                 <w:sz w:val="20"/>
                 <w:szCs w:val="20"/>
               </w:rPr>
-              <w:t xml:space="preserve">Genehmigt am</w:t>
+              <w:t xml:space="preserve">Genehmigt am ${genehmigt}</w:t>
             </w:r>
           </w:p>
         </w:tc>

--- a/src/assets/lehrerstundenplan_template.docx
+++ b/src/assets/lehrerstundenplan_template.docx
@@ -7851,6 +7851,14 @@
                 <w:szCs w:val="20"/>
               </w:rPr>
             </w:pPr>
+            <w:r>
+              <w:rPr>
+                <w:rFonts w:ascii="Cambria" w:hAnsi="Cambria"/>
+                <w:sz w:val="20"/>
+                <w:szCs w:val="20"/>
+              </w:rPr>
+              <w:t xml:space="preserve">${genehmiger}</w:t>
+            </w:r>
           </w:p>
         </w:tc>
       </w:tr>
@@ -7860,6 +7868,137 @@
         <w:rPr>
           <w:sz w:val="20"/>
           <w:szCs w:val="20"/>
+        </w:rPr>
+      </w:pPr>
+    </w:p>
+    <w:tbl>
+      <w:tblPr>
+        <w:tblW w:w="0" w:type="auto"/>
+        <w:tblLayout w:type="fixed"/>
+        <w:tblBorders>
+          <w:top w:val="nil"/>
+          <w:left w:val="nil"/>
+          <w:bottom w:val="nil"/>
+          <w:right w:val="nil"/>
+          <w:insideH w:val="nil"/>
+          <w:insideV w:val="nil"/>
+        </w:tblBorders>
+        <w:tblLook w:val="04A0" w:firstRow="1" w:lastRow="0" w:firstColumn="1" w:lastColumn="0" w:noHBand="0" w:noVBand="1"/>
+      </w:tblPr>
+      <w:tblGrid>
+        <w:gridCol w:w="6402"/>
+        <w:gridCol w:w="718"/>
+        <w:gridCol w:w="7156"/>
+      </w:tblGrid>
+      <w:tr>
+        <w:trPr>
+          <w:trHeight w:val="300"/>
+        </w:trPr>
+        <w:tc>
+          <w:tcPr>
+            <w:tcW w:w="6402" w:type="dxa"/>
+            <w:tcBorders>
+              <w:top w:val="single" w:sz="6" w:space="0" w:color="auto"/>
+              <w:left w:val="nil"/>
+              <w:bottom w:val="nil"/>
+              <w:right w:val="nil"/>
+            </w:tcBorders>
+            <w:tcMar>
+              <w:top w:w="0" w:type="dxa"/>
+              <w:left w:w="0" w:type="dxa"/>
+              <w:bottom w:w="0" w:type="dxa"/>
+              <w:right w:w="0" w:type="dxa"/>
+            </w:tcMar>
+          </w:tcPr>
+          <w:p>
+            <w:pPr>
+              <w:spacing w:before="20" w:after="0"/>
+              <w:rPr>
+                <w:rFonts w:ascii="Cambria" w:hAnsi="Cambria"/>
+                <w:sz w:val="20"/>
+                <w:szCs w:val="20"/>
+              </w:rPr>
+            </w:pPr>
+            <w:r>
+              <w:rPr>
+                <w:rFonts w:ascii="Cambria" w:hAnsi="Cambria"/>
+                <w:sz w:val="20"/>
+                <w:szCs w:val="20"/>
+              </w:rPr>
+              <w:t xml:space="preserve">Unterschrift Mitarbeiter</w:t>
+            </w:r>
+          </w:p>
+        </w:tc>
+        <w:tc>
+          <w:tcPr>
+            <w:tcW w:w="718" w:type="dxa"/>
+            <w:tcBorders>
+              <w:top w:val="nil"/>
+              <w:left w:val="nil"/>
+              <w:bottom w:val="nil"/>
+              <w:right w:val="nil"/>
+            </w:tcBorders>
+            <w:tcMar>
+              <w:top w:w="0" w:type="dxa"/>
+              <w:left w:w="0" w:type="dxa"/>
+              <w:bottom w:w="0" w:type="dxa"/>
+              <w:right w:w="0" w:type="dxa"/>
+            </w:tcMar>
+          </w:tcPr>
+          <w:p>
+            <w:pPr>
+              <w:spacing w:before="20" w:after="0"/>
+              <w:rPr>
+                <w:rFonts w:ascii="Cambria" w:hAnsi="Cambria"/>
+                <w:sz w:val="20"/>
+                <w:szCs w:val="20"/>
+              </w:rPr>
+            </w:pPr>
+          </w:p>
+        </w:tc>
+        <w:tc>
+          <w:tcPr>
+            <w:tcW w:w="7156" w:type="dxa"/>
+            <w:tcBorders>
+              <w:top w:val="single" w:sz="6" w:space="0" w:color="auto"/>
+              <w:left w:val="nil"/>
+              <w:bottom w:val="nil"/>
+              <w:right w:val="nil"/>
+            </w:tcBorders>
+            <w:tcMar>
+              <w:top w:w="0" w:type="dxa"/>
+              <w:left w:w="0" w:type="dxa"/>
+              <w:bottom w:w="0" w:type="dxa"/>
+              <w:right w:w="0" w:type="dxa"/>
+            </w:tcMar>
+          </w:tcPr>
+          <w:p>
+            <w:pPr>
+              <w:spacing w:before="20" w:after="0"/>
+              <w:rPr>
+                <w:rFonts w:ascii="Cambria" w:hAnsi="Cambria"/>
+                <w:sz w:val="20"/>
+                <w:szCs w:val="20"/>
+              </w:rPr>
+            </w:pPr>
+            <w:r>
+              <w:rPr>
+                <w:rFonts w:ascii="Cambria" w:hAnsi="Cambria"/>
+                <w:sz w:val="20"/>
+                <w:szCs w:val="20"/>
+              </w:rPr>
+              <w:t xml:space="preserve">Unterschrift Schulleitung</w:t>
+            </w:r>
+          </w:p>
+        </w:tc>
+      </w:tr>
+    </w:tbl>
+    <w:p>
+      <w:pPr>
+        <w:spacing w:before="0" w:after="0" w:line="20" w:lineRule="exact"/>
+        <w:rPr>
+          <w:sz w:val="2"/>
+          <w:szCs w:val="2"/>
         </w:rPr>
       </w:pPr>
     </w:p>

--- a/src/assets/lehrerstundenplan_template.docx
+++ b/src/assets/lehrerstundenplan_template.docx
@@ -8112,7 +8112,7 @@
       <w:rPr>
         <w:sz w:val="18"/>
       </w:rPr>
-      <w:t xml:space="preserve"> Unterschrift                                                                                                                                                                                                   </w:t>
+      <w:t xml:space="preserve"> Unterschrift Lehrkraft                                                                                                                                                                                                   </w:t>
     </w:r>
     <w:r>
       <w:rPr>

--- a/src/assets/lehrerstundenplan_template.docx
+++ b/src/assets/lehrerstundenplan_template.docx
@@ -7925,7 +7925,7 @@
                 <w:sz w:val="20"/>
                 <w:szCs w:val="20"/>
               </w:rPr>
-              <w:t xml:space="preserve">Unterschrift Mitarbeiter</w:t>
+              <w:t xml:space="preserve">Unterschrift Lehrkraft</w:t>
             </w:r>
           </w:p>
         </w:tc>
@@ -8067,58 +8067,6 @@
         <w:sz w:val="20"/>
       </w:rPr>
       <w:t xml:space="preserve">                                                                                                                        </w:t>
-    </w:r>
-  </w:p>
-  <w:p>
-    <w:pPr>
-      <w:pStyle w:val="Fuzeile"/>
-      <w:rPr>
-        <w:sz w:val="20"/>
-      </w:rPr>
-    </w:pPr>
-    <w:r>
-      <w:rPr>
-        <w:sz w:val="20"/>
-      </w:rPr>
-      <w:t xml:space="preserve">____________________________________________________          genehmigt am </w:t>
-    </w:r>
-    <w:r>
-      <w:rPr>
-        <w:sz w:val="20"/>
-      </w:rPr>
-      <w:t/>
-    </w:r>
-    <w:r>
-      <w:rPr>
-        <w:sz w:val="20"/>
-      </w:rPr>
-      <w:t xml:space="preserve">  durch </w:t>
-    </w:r>
-    <w:r>
-      <w:rPr>
-        <w:noProof/>
-        <w:sz w:val="20"/>
-      </w:rPr>
-    </w:r>
-  </w:p>
-  <w:p>
-    <w:pPr>
-      <w:pStyle w:val="Fuzeile"/>
-      <w:rPr>
-        <w:sz w:val="16"/>
-      </w:rPr>
-    </w:pPr>
-    <w:r>
-      <w:rPr>
-        <w:sz w:val="18"/>
-      </w:rPr>
-      <w:t xml:space="preserve"> Unterschrift Lehrkraft                                                                                                                                                                                                   </w:t>
-    </w:r>
-    <w:r>
-      <w:rPr>
-        <w:sz w:val="16"/>
-      </w:rPr>
-      <w:t>Schulleitung</w:t>
     </w:r>
   </w:p>
 </w:ftr>

--- a/src/assets/lehrerstundenplan_template.docx
+++ b/src/assets/lehrerstundenplan_template.docx
@@ -42,16 +42,16 @@
               <w:rPr>
                 <w:rFonts w:ascii="Cambria" w:hAnsi="Cambria"/>
                 <w:b/>
-                <w:sz w:val="32"/>
-                <w:szCs w:val="32"/>
+                <w:sz w:val="28"/>
+                <w:szCs w:val="28"/>
               </w:rPr>
             </w:pPr>
             <w:r>
               <w:rPr>
                 <w:rFonts w:ascii="Cambria" w:hAnsi="Cambria"/>
                 <w:b/>
-                <w:sz w:val="32"/>
-                <w:szCs w:val="32"/>
+                <w:sz w:val="28"/>
+                <w:szCs w:val="28"/>
               </w:rPr>
               <w:t xml:space="preserve">Dienstplan für das Schuljahr ${schuljahr}</w:t>
             </w:r>
@@ -71,15 +71,15 @@
             <w:pPr>
               <w:rPr>
                 <w:rFonts w:ascii="Cambria" w:hAnsi="Cambria"/>
-                <w:sz w:val="32"/>
-                <w:szCs w:val="32"/>
-              </w:rPr>
-            </w:pPr>
-            <w:r>
-              <w:rPr>
-                <w:rFonts w:ascii="Cambria" w:hAnsi="Cambria"/>
-                <w:sz w:val="32"/>
-                <w:szCs w:val="32"/>
+                <w:sz w:val="28"/>
+                <w:szCs w:val="28"/>
+              </w:rPr>
+            </w:pPr>
+            <w:r>
+              <w:rPr>
+                <w:rFonts w:ascii="Cambria" w:hAnsi="Cambria"/>
+                <w:sz w:val="28"/>
+                <w:szCs w:val="28"/>
               </w:rPr>
               <w:t xml:space="preserve">${lehrer}</w:t>
             </w:r>
@@ -691,7 +691,7 @@
       </w:tr>
       <w:tr>
         <w:trPr>
-          <w:trHeight w:val="250" w:hRule="exact"/>
+          <w:trHeight w:val="240" w:hRule="exact"/>
         </w:trPr>
         <w:tc>
           <w:tcPr>
@@ -987,7 +987,7 @@
       </w:tr>
       <w:tr>
         <w:trPr>
-          <w:trHeight w:val="250" w:hRule="exact"/>
+          <w:trHeight w:val="240" w:hRule="exact"/>
         </w:trPr>
         <w:tc>
           <w:tcPr>
@@ -1259,7 +1259,7 @@
       </w:tr>
       <w:tr>
         <w:trPr>
-          <w:trHeight w:val="250" w:hRule="exact"/>
+          <w:trHeight w:val="240" w:hRule="exact"/>
         </w:trPr>
         <w:tc>
           <w:tcPr>
@@ -1538,7 +1538,7 @@
       </w:tr>
       <w:tr>
         <w:trPr>
-          <w:trHeight w:val="250" w:hRule="exact"/>
+          <w:trHeight w:val="240" w:hRule="exact"/>
         </w:trPr>
         <w:tc>
           <w:tcPr>
@@ -1808,7 +1808,7 @@
       </w:tr>
       <w:tr>
         <w:trPr>
-          <w:trHeight w:val="250" w:hRule="exact"/>
+          <w:trHeight w:val="240" w:hRule="exact"/>
         </w:trPr>
         <w:tc>
           <w:tcPr>
@@ -2086,7 +2086,7 @@
       </w:tr>
       <w:tr>
         <w:trPr>
-          <w:trHeight w:val="250" w:hRule="exact"/>
+          <w:trHeight w:val="240" w:hRule="exact"/>
         </w:trPr>
         <w:tc>
           <w:tcPr>
@@ -2356,7 +2356,7 @@
       </w:tr>
       <w:tr>
         <w:trPr>
-          <w:trHeight w:val="250" w:hRule="exact"/>
+          <w:trHeight w:val="240" w:hRule="exact"/>
         </w:trPr>
         <w:tc>
           <w:tcPr>
@@ -2634,7 +2634,7 @@
       </w:tr>
       <w:tr>
         <w:trPr>
-          <w:trHeight w:val="250" w:hRule="exact"/>
+          <w:trHeight w:val="240" w:hRule="exact"/>
         </w:trPr>
         <w:tc>
           <w:tcPr>
@@ -2904,7 +2904,7 @@
       </w:tr>
       <w:tr>
         <w:trPr>
-          <w:trHeight w:val="250" w:hRule="exact"/>
+          <w:trHeight w:val="240" w:hRule="exact"/>
         </w:trPr>
         <w:tc>
           <w:tcPr>
@@ -3174,7 +3174,7 @@
       </w:tr>
       <w:tr>
         <w:trPr>
-          <w:trHeight w:val="250" w:hRule="exact"/>
+          <w:trHeight w:val="240" w:hRule="exact"/>
         </w:trPr>
         <w:tc>
           <w:tcPr>
@@ -3436,7 +3436,7 @@
       </w:tr>
       <w:tr>
         <w:trPr>
-          <w:trHeight w:val="250" w:hRule="exact"/>
+          <w:trHeight w:val="240" w:hRule="exact"/>
         </w:trPr>
         <w:tc>
           <w:tcPr>
@@ -3727,7 +3727,7 @@
       </w:tr>
       <w:tr>
         <w:trPr>
-          <w:trHeight w:val="250" w:hRule="exact"/>
+          <w:trHeight w:val="240" w:hRule="exact"/>
         </w:trPr>
         <w:tc>
           <w:tcPr>
@@ -3994,7 +3994,7 @@
       </w:tr>
       <w:tr>
         <w:trPr>
-          <w:trHeight w:val="250" w:hRule="exact"/>
+          <w:trHeight w:val="240" w:hRule="exact"/>
         </w:trPr>
         <w:tc>
           <w:tcPr>
@@ -4269,7 +4269,7 @@
       </w:tr>
       <w:tr>
         <w:trPr>
-          <w:trHeight w:val="250" w:hRule="exact"/>
+          <w:trHeight w:val="240" w:hRule="exact"/>
         </w:trPr>
         <w:tc>
           <w:tcPr>
@@ -4537,7 +4537,7 @@
       </w:tr>
       <w:tr>
         <w:trPr>
-          <w:trHeight w:val="250" w:hRule="exact"/>
+          <w:trHeight w:val="240" w:hRule="exact"/>
         </w:trPr>
         <w:tc>
           <w:tcPr>
@@ -4812,7 +4812,7 @@
       </w:tr>
       <w:tr>
         <w:trPr>
-          <w:trHeight w:val="250" w:hRule="exact"/>
+          <w:trHeight w:val="240" w:hRule="exact"/>
         </w:trPr>
         <w:tc>
           <w:tcPr>
@@ -5079,7 +5079,7 @@
       </w:tr>
       <w:tr>
         <w:trPr>
-          <w:trHeight w:val="250" w:hRule="exact"/>
+          <w:trHeight w:val="240" w:hRule="exact"/>
         </w:trPr>
         <w:tc>
           <w:tcPr>
@@ -5354,7 +5354,7 @@
       </w:tr>
       <w:tr>
         <w:trPr>
-          <w:trHeight w:val="250" w:hRule="exact"/>
+          <w:trHeight w:val="240" w:hRule="exact"/>
         </w:trPr>
         <w:tc>
           <w:tcPr>
@@ -5621,7 +5621,7 @@
       </w:tr>
       <w:tr>
         <w:trPr>
-          <w:trHeight w:val="250" w:hRule="exact"/>
+          <w:trHeight w:val="240" w:hRule="exact"/>
         </w:trPr>
         <w:tc>
           <w:tcPr>
@@ -5888,7 +5888,7 @@
       </w:tr>
       <w:tr>
         <w:trPr>
-          <w:trHeight w:val="250" w:hRule="exact"/>
+          <w:trHeight w:val="240" w:hRule="exact"/>
         </w:trPr>
         <w:tc>
           <w:tcPr>
@@ -6043,7 +6043,7 @@
       </w:tr>
       <w:tr>
         <w:trPr>
-          <w:trHeight w:val="250" w:hRule="exact"/>
+          <w:trHeight w:val="240" w:hRule="exact"/>
         </w:trPr>
         <w:tc>
           <w:tcPr>
@@ -6266,7 +6266,7 @@
       </w:tr>
       <w:tr>
         <w:trPr>
-          <w:trHeight w:val="250" w:hRule="exact"/>
+          <w:trHeight w:val="240" w:hRule="exact"/>
         </w:trPr>
         <w:tc>
           <w:tcPr>
@@ -6457,7 +6457,7 @@
       </w:tr>
       <w:tr>
         <w:trPr>
-          <w:trHeight w:val="250" w:hRule="exact"/>
+          <w:trHeight w:val="240" w:hRule="exact"/>
         </w:trPr>
         <w:trPr>
           <w:gridAfter w:val="3"/>
@@ -6622,7 +6622,7 @@
       </w:tr>
       <w:tr>
         <w:trPr>
-          <w:trHeight w:val="250" w:hRule="exact"/>
+          <w:trHeight w:val="240" w:hRule="exact"/>
         </w:trPr>
         <w:tc>
           <w:tcPr>
@@ -6841,7 +6841,7 @@
       </w:tr>
       <w:tr>
         <w:trPr>
-          <w:trHeight w:val="250" w:hRule="exact"/>
+          <w:trHeight w:val="240" w:hRule="exact"/>
         </w:trPr>
         <w:tc>
           <w:tcPr>
@@ -7040,7 +7040,7 @@
       </w:tr>
       <w:tr>
         <w:trPr>
-          <w:trHeight w:val="250" w:hRule="exact"/>
+          <w:trHeight w:val="240" w:hRule="exact"/>
         </w:trPr>
         <w:tc>
           <w:tcPr>
@@ -7235,7 +7235,7 @@
       </w:tr>
       <w:tr>
         <w:trPr>
-          <w:trHeight w:val="250" w:hRule="exact"/>
+          <w:trHeight w:val="240" w:hRule="exact"/>
         </w:trPr>
         <w:tc>
           <w:tcPr>
@@ -7458,7 +7458,7 @@
       </w:tr>
       <w:tr>
         <w:trPr>
-          <w:trHeight w:val="250" w:hRule="exact"/>
+          <w:trHeight w:val="240" w:hRule="exact"/>
         </w:trPr>
         <w:tc>
           <w:tcPr>
@@ -7653,7 +7653,7 @@
       </w:tr>
       <w:tr>
         <w:trPr>
-          <w:trHeight w:val="250" w:hRule="exact"/>
+          <w:trHeight w:val="240" w:hRule="exact"/>
         </w:trPr>
         <w:tc>
           <w:tcPr>
@@ -8010,7 +8010,7 @@
       <w:headerReference w:type="first" r:id="rId11"/>
       <w:footerReference w:type="first" r:id="rId12"/>
       <w:pgSz w:w="16838" w:h="11906" w:orient="landscape"/>
-      <w:pgMar w:top="720" w:right="1134" w:bottom="720" w:left="1418" w:header="709" w:footer="709" w:gutter="0"/>
+      <w:pgMar w:top="720" w:right="1134" w:bottom="720" w:left="1418" w:header="454" w:footer="454" w:gutter="0"/>
       <w:cols w:space="708"/>
       <w:docGrid w:linePitch="360"/>
     </w:sectPr>

--- a/src/assets/lehrerstundenplan_template.docx
+++ b/src/assets/lehrerstundenplan_template.docx
@@ -7408,6 +7408,10 @@
               <w:bottom w:val="nil"/>
               <w:right w:val="nil"/>
             </w:tcBorders>
+            <w:tcMar>
+              <w:left w:w="0" w:type="dxa"/>
+              <w:right w:w="0" w:type="dxa"/>
+            </w:tcMar>
           </w:tcPr>
           <w:p>
             <w:pPr>
@@ -7815,6 +7819,10 @@
               <w:left w:val="nil"/>
               <w:right w:val="nil"/>
             </w:tcBorders>
+            <w:tcMar>
+              <w:left w:w="0" w:type="dxa"/>
+              <w:right w:w="0" w:type="dxa"/>
+            </w:tcMar>
           </w:tcPr>
           <w:p>
             <w:pPr>

--- a/src/assets/lehrerstundenplan_template.docx
+++ b/src/assets/lehrerstundenplan_template.docx
@@ -7873,136 +7873,6 @@
     </w:tbl>
     <w:p>
       <w:pPr>
-        <w:rPr>
-          <w:sz w:val="20"/>
-          <w:szCs w:val="20"/>
-        </w:rPr>
-      </w:pPr>
-    </w:p>
-    <w:tbl>
-      <w:tblPr>
-        <w:tblW w:w="0" w:type="auto"/>
-        <w:tblLayout w:type="fixed"/>
-        <w:tblBorders>
-          <w:top w:val="nil"/>
-          <w:left w:val="nil"/>
-          <w:bottom w:val="nil"/>
-          <w:right w:val="nil"/>
-          <w:insideH w:val="nil"/>
-          <w:insideV w:val="nil"/>
-        </w:tblBorders>
-        <w:tblLook w:val="04A0" w:firstRow="1" w:lastRow="0" w:firstColumn="1" w:lastColumn="0" w:noHBand="0" w:noVBand="1"/>
-      </w:tblPr>
-      <w:tblGrid>
-        <w:gridCol w:w="6402"/>
-        <w:gridCol w:w="718"/>
-        <w:gridCol w:w="7156"/>
-      </w:tblGrid>
-      <w:tr>
-        <w:trPr>
-          <w:trHeight w:val="300"/>
-        </w:trPr>
-        <w:tc>
-          <w:tcPr>
-            <w:tcW w:w="6402" w:type="dxa"/>
-            <w:tcBorders>
-              <w:top w:val="single" w:sz="6" w:space="0" w:color="auto"/>
-              <w:left w:val="nil"/>
-              <w:bottom w:val="nil"/>
-              <w:right w:val="nil"/>
-            </w:tcBorders>
-            <w:tcMar>
-              <w:top w:w="0" w:type="dxa"/>
-              <w:left w:w="0" w:type="dxa"/>
-              <w:bottom w:w="0" w:type="dxa"/>
-              <w:right w:w="0" w:type="dxa"/>
-            </w:tcMar>
-          </w:tcPr>
-          <w:p>
-            <w:pPr>
-              <w:spacing w:before="20" w:after="0"/>
-              <w:rPr>
-                <w:rFonts w:ascii="Cambria" w:hAnsi="Cambria"/>
-                <w:sz w:val="20"/>
-                <w:szCs w:val="20"/>
-              </w:rPr>
-            </w:pPr>
-            <w:r>
-              <w:rPr>
-                <w:rFonts w:ascii="Cambria" w:hAnsi="Cambria"/>
-                <w:sz w:val="20"/>
-                <w:szCs w:val="20"/>
-              </w:rPr>
-              <w:t xml:space="preserve">Unterschrift Lehrkraft</w:t>
-            </w:r>
-          </w:p>
-        </w:tc>
-        <w:tc>
-          <w:tcPr>
-            <w:tcW w:w="718" w:type="dxa"/>
-            <w:tcBorders>
-              <w:top w:val="nil"/>
-              <w:left w:val="nil"/>
-              <w:bottom w:val="nil"/>
-              <w:right w:val="nil"/>
-            </w:tcBorders>
-            <w:tcMar>
-              <w:top w:w="0" w:type="dxa"/>
-              <w:left w:w="0" w:type="dxa"/>
-              <w:bottom w:w="0" w:type="dxa"/>
-              <w:right w:w="0" w:type="dxa"/>
-            </w:tcMar>
-          </w:tcPr>
-          <w:p>
-            <w:pPr>
-              <w:spacing w:before="20" w:after="0"/>
-              <w:rPr>
-                <w:rFonts w:ascii="Cambria" w:hAnsi="Cambria"/>
-                <w:sz w:val="20"/>
-                <w:szCs w:val="20"/>
-              </w:rPr>
-            </w:pPr>
-          </w:p>
-        </w:tc>
-        <w:tc>
-          <w:tcPr>
-            <w:tcW w:w="7156" w:type="dxa"/>
-            <w:tcBorders>
-              <w:top w:val="single" w:sz="6" w:space="0" w:color="auto"/>
-              <w:left w:val="nil"/>
-              <w:bottom w:val="nil"/>
-              <w:right w:val="nil"/>
-            </w:tcBorders>
-            <w:tcMar>
-              <w:top w:w="0" w:type="dxa"/>
-              <w:left w:w="0" w:type="dxa"/>
-              <w:bottom w:w="0" w:type="dxa"/>
-              <w:right w:w="0" w:type="dxa"/>
-            </w:tcMar>
-          </w:tcPr>
-          <w:p>
-            <w:pPr>
-              <w:spacing w:before="20" w:after="0"/>
-              <w:rPr>
-                <w:rFonts w:ascii="Cambria" w:hAnsi="Cambria"/>
-                <w:sz w:val="20"/>
-                <w:szCs w:val="20"/>
-              </w:rPr>
-            </w:pPr>
-            <w:r>
-              <w:rPr>
-                <w:rFonts w:ascii="Cambria" w:hAnsi="Cambria"/>
-                <w:sz w:val="20"/>
-                <w:szCs w:val="20"/>
-              </w:rPr>
-              <w:t xml:space="preserve">Unterschrift Schulleitung</w:t>
-            </w:r>
-          </w:p>
-        </w:tc>
-      </w:tr>
-    </w:tbl>
-    <w:p>
-      <w:pPr>
         <w:spacing w:before="0" w:after="0" w:line="20" w:lineRule="exact"/>
         <w:rPr>
           <w:sz w:val="2"/>
@@ -8018,7 +7888,7 @@
       <w:headerReference w:type="first" r:id="rId11"/>
       <w:footerReference w:type="first" r:id="rId12"/>
       <w:pgSz w:w="16838" w:h="11906" w:orient="landscape"/>
-      <w:pgMar w:top="720" w:right="1134" w:bottom="720" w:left="1418" w:header="454" w:footer="454" w:gutter="0"/>
+      <w:pgMar w:top="720" w:right="1134" w:bottom="284" w:left="1418" w:header="454" w:footer="284" w:gutter="0"/>
       <w:cols w:space="708"/>
       <w:docGrid w:linePitch="360"/>
     </w:sectPr>
@@ -8076,6 +7946,138 @@
       </w:rPr>
       <w:t xml:space="preserve">                                                                                                                        </w:t>
     </w:r>
+  </w:p>
+  <w:tbl>
+    <w:tblPr>
+      <w:tblW w:w="0" w:type="auto"/>
+      <w:tblLayout w:type="fixed"/>
+      <w:tblBorders>
+        <w:top w:val="nil"/>
+        <w:left w:val="nil"/>
+        <w:bottom w:val="nil"/>
+        <w:right w:val="nil"/>
+        <w:insideH w:val="nil"/>
+        <w:insideV w:val="nil"/>
+      </w:tblBorders>
+      <w:tblLook w:val="04A0" w:firstRow="1" w:lastRow="0" w:firstColumn="1" w:lastColumn="0" w:noHBand="0" w:noVBand="1"/>
+    </w:tblPr>
+    <w:tblGrid>
+      <w:gridCol w:w="6402"/>
+      <w:gridCol w:w="718"/>
+      <w:gridCol w:w="7156"/>
+    </w:tblGrid>
+    <w:tr>
+      <w:trPr>
+        <w:trHeight w:val="300"/>
+      </w:trPr>
+      <w:tc>
+        <w:tcPr>
+          <w:tcW w:w="6402" w:type="dxa"/>
+          <w:tcBorders>
+            <w:top w:val="single" w:sz="6" w:space="0" w:color="auto"/>
+            <w:left w:val="nil"/>
+            <w:bottom w:val="nil"/>
+            <w:right w:val="nil"/>
+          </w:tcBorders>
+          <w:tcMar>
+            <w:top w:w="0" w:type="dxa"/>
+            <w:left w:w="0" w:type="dxa"/>
+            <w:bottom w:w="0" w:type="dxa"/>
+            <w:right w:w="0" w:type="dxa"/>
+          </w:tcMar>
+        </w:tcPr>
+        <w:p>
+          <w:pPr>
+            <w:spacing w:before="20" w:after="0"/>
+            <w:rPr>
+              <w:rFonts w:ascii="Cambria" w:hAnsi="Cambria"/>
+              <w:sz w:val="20"/>
+              <w:szCs w:val="20"/>
+            </w:rPr>
+          </w:pPr>
+          <w:r>
+            <w:rPr>
+              <w:rFonts w:ascii="Cambria" w:hAnsi="Cambria"/>
+              <w:sz w:val="20"/>
+              <w:szCs w:val="20"/>
+            </w:rPr>
+            <w:t xml:space="preserve">Unterschrift Lehrkraft</w:t>
+          </w:r>
+        </w:p>
+      </w:tc>
+      <w:tc>
+        <w:tcPr>
+          <w:tcW w:w="718" w:type="dxa"/>
+          <w:tcBorders>
+            <w:top w:val="nil"/>
+            <w:left w:val="nil"/>
+            <w:bottom w:val="nil"/>
+            <w:right w:val="nil"/>
+          </w:tcBorders>
+          <w:tcMar>
+            <w:top w:w="0" w:type="dxa"/>
+            <w:left w:w="0" w:type="dxa"/>
+            <w:bottom w:w="0" w:type="dxa"/>
+            <w:right w:w="0" w:type="dxa"/>
+          </w:tcMar>
+        </w:tcPr>
+        <w:p>
+          <w:pPr>
+            <w:spacing w:before="20" w:after="0"/>
+            <w:rPr>
+              <w:rFonts w:ascii="Cambria" w:hAnsi="Cambria"/>
+              <w:sz w:val="20"/>
+              <w:szCs w:val="20"/>
+            </w:rPr>
+          </w:pPr>
+        </w:p>
+      </w:tc>
+      <w:tc>
+        <w:tcPr>
+          <w:tcW w:w="7156" w:type="dxa"/>
+          <w:tcBorders>
+            <w:top w:val="single" w:sz="6" w:space="0" w:color="auto"/>
+            <w:left w:val="nil"/>
+            <w:bottom w:val="nil"/>
+            <w:right w:val="nil"/>
+          </w:tcBorders>
+          <w:tcMar>
+            <w:top w:w="0" w:type="dxa"/>
+            <w:left w:w="0" w:type="dxa"/>
+            <w:bottom w:w="0" w:type="dxa"/>
+            <w:right w:w="0" w:type="dxa"/>
+          </w:tcMar>
+        </w:tcPr>
+        <w:p>
+          <w:pPr>
+            <w:spacing w:before="20" w:after="0"/>
+            <w:rPr>
+              <w:rFonts w:ascii="Cambria" w:hAnsi="Cambria"/>
+              <w:sz w:val="20"/>
+              <w:szCs w:val="20"/>
+            </w:rPr>
+          </w:pPr>
+          <w:r>
+            <w:rPr>
+              <w:rFonts w:ascii="Cambria" w:hAnsi="Cambria"/>
+              <w:sz w:val="20"/>
+              <w:szCs w:val="20"/>
+            </w:rPr>
+            <w:t xml:space="preserve">Unterschrift Schulleitung</w:t>
+          </w:r>
+        </w:p>
+      </w:tc>
+    </w:tr>
+  </w:tbl>
+  <w:p>
+    <w:pPr>
+      <w:pStyle w:val="Fuzeile"/>
+      <w:spacing w:before="0" w:after="0" w:line="20" w:lineRule="exact"/>
+      <w:rPr>
+        <w:sz w:val="2"/>
+        <w:szCs w:val="2"/>
+      </w:rPr>
+    </w:pPr>
   </w:p>
 </w:ftr>
 </file>

--- a/src/assets/lehrerstundenplan_template.docx
+++ b/src/assets/lehrerstundenplan_template.docx
@@ -7652,6 +7652,14 @@
                 <w:szCs w:val="20"/>
               </w:rPr>
             </w:pPr>
+            <w:r>
+              <w:rPr>
+                <w:rFonts w:ascii="Cambria" w:hAnsi="Cambria"/>
+                <w:sz w:val="20"/>
+                <w:szCs w:val="20"/>
+              </w:rPr>
+              <w:t xml:space="preserve">${mitersteller}</w:t>
+            </w:r>
           </w:p>
         </w:tc>
       </w:tr>
